--- a/Artium-Gallery_Deployment_Environments.docx
+++ b/Artium-Gallery_Deployment_Environments.docx
@@ -6555,6 +6555,123 @@
       </w:pPr>
       <w:r>
         <w:t xml:space="preserve">As in Section 5.4, the only thing every institutional deployment has in common is the codebase — never running infrastructure, credentials, or data. This keeps institutional hosting a straightforward repeat of the same four-layer cloud setup already proven for Artium-Gallery itself, rather than a new architecture to design per customer.</w:t>
+      </w:r>
+    </w:p>
+    <w:p>
+      <w:pPr>
+        <w:pStyle w:val="Heading1"/>
+      </w:pPr>
+      <w:r>
+        <w:t xml:space="preserve">7. Deployment Components Diagram</w:t>
+      </w:r>
+    </w:p>
+    <w:p>
+      <w:pPr>
+        <w:spacing w:after="200"/>
+        <w:jc w:val="center"/>
+      </w:pPr>
+      <w:r>
+        <w:drawing>
+          <wp:inline distT="0" distB="0" distL="0" distR="0">
+            <wp:extent cx="3619500" cy="4152900"/>
+            <wp:effectExtent t="0" r="0" b="0" l="0"/>
+            <wp:docPr id="1" name="" descr="" title=""/>
+            <wp:cNvGraphicFramePr>
+              <a:graphicFrameLocks xmlns:a="http://schemas.openxmlformats.org/drawingml/2006/main" noChangeAspect="1"/>
+            </wp:cNvGraphicFramePr>
+            <a:graphic xmlns:a="http://schemas.openxmlformats.org/drawingml/2006/main">
+              <a:graphicData uri="http://schemas.openxmlformats.org/drawingml/2006/picture">
+                <pic:pic xmlns:pic="http://schemas.openxmlformats.org/drawingml/2006/picture">
+                  <pic:nvPicPr>
+                    <pic:cNvPr id="0" name="" descr=""/>
+                    <pic:cNvPicPr>
+                      <a:picLocks noChangeAspect="1" noChangeArrowheads="1"/>
+                    </pic:cNvPicPr>
+                  </pic:nvPicPr>
+                  <pic:blipFill>
+                    <a:blip r:embed="rId9" cstate="none"/>
+                    <a:srcRect/>
+                    <a:stretch>
+                      <a:fillRect/>
+                    </a:stretch>
+                  </pic:blipFill>
+                  <pic:spPr bwMode="auto">
+                    <a:xfrm>
+                      <a:off x="0" y="0"/>
+                      <a:ext cx="3619500" cy="4152900"/>
+                    </a:xfrm>
+                    <a:prstGeom prst="rect">
+                      <a:avLst/>
+                    </a:prstGeom>
+                  </pic:spPr>
+                </pic:pic>
+              </a:graphicData>
+            </a:graphic>
+          </wp:inline>
+        </w:drawing>
+      </w:r>
+    </w:p>
+    <w:p>
+      <w:pPr>
+        <w:pStyle w:val="Heading2"/>
+      </w:pPr>
+      <w:r>
+        <w:t xml:space="preserve">7.1 Why a Separate Backend Host (Railway) Alongside Vercel</w:t>
+      </w:r>
+    </w:p>
+    <w:p>
+      <w:pPr>
+        <w:spacing w:after="160"/>
+      </w:pPr>
+      <w:r>
+        <w:t xml:space="preserve">Vercel specializes in serverless/edge functions — short-lived, stateless bursts of code triggered per request, then torn down. The NestJS API is not that kind of workload:</w:t>
+      </w:r>
+    </w:p>
+    <w:p>
+      <w:pPr>
+        <w:pStyle w:val="ListParagraph"/>
+        <w:numPr>
+          <w:ilvl w:val="0"/>
+          <w:numId w:val="2"/>
+        </w:numPr>
+        <w:spacing w:after="80"/>
+      </w:pPr>
+      <w:r>
+        <w:t xml:space="preserve">It's a long-running server process — Nest sets up middleware, route handlers, and dependency injection once at startup, then keeps running to handle many requests efficiently, rather than being rebuilt fresh per request.</w:t>
+      </w:r>
+    </w:p>
+    <w:p>
+      <w:pPr>
+        <w:pStyle w:val="ListParagraph"/>
+        <w:numPr>
+          <w:ilvl w:val="0"/>
+          <w:numId w:val="2"/>
+        </w:numPr>
+        <w:spacing w:after="80"/>
+      </w:pPr>
+      <w:r>
+        <w:t xml:space="preserve">It needs a persistent database connection pool. Prisma opens and reuses a pool of connections to Supabase; a serverless function spinning up and tearing down per request would instead open and close connections constantly — slow, and a real risk of exhausting Supabase's connection limit under load (part of why the PgBouncer pooler in Section 1.2 exists in the first place).</w:t>
+      </w:r>
+    </w:p>
+    <w:p>
+      <w:pPr>
+        <w:pStyle w:val="ListParagraph"/>
+        <w:numPr>
+          <w:ilvl w:val="0"/>
+          <w:numId w:val="2"/>
+        </w:numPr>
+        <w:spacing w:after="80"/>
+      </w:pPr>
+      <w:r>
+        <w:t xml:space="preserve">WebSockets, background jobs, or other stateful features (if added later) don't fit the serverless model well either.</w:t>
+      </w:r>
+    </w:p>
+    <w:p>
+      <w:pPr>
+        <w:spacing w:after="160"/>
+      </w:pPr>
+      <w:r>
+        <w:t xml:space="preserve">Railway runs the NestJS app as a normal, continuously running server — comparable to a small VM, but managed (deploys via git push, no manual OS patching). It stays “on,” keeps database connections warm, and behaves the way backend code is designed to. Vercel and Railway are solving two genuinely different problems (serving a frontend vs. running a persistent backend), not overlapping ones — Supabase and R2 are pure data stores that still need something stateful in front of them making the actual API calls, and Railway is that piece.</w:t>
       </w:r>
     </w:p>
     <w:sectPr>
